--- a/docs/invoices_contracts/Lemongrass Bill Template 2022 .docx
+++ b/docs/invoices_contracts/Lemongrass Bill Template 2022 .docx
@@ -1,6 +1,6 @@
 
 <file path=word/document.xml><?xml version="1.0" encoding="utf-8"?>
-<w:document xmlns:wpc="http://schemas.microsoft.com/office/word/2010/wordprocessingCanvas" xmlns:cx="http://schemas.microsoft.com/office/drawing/2014/chartex" xmlns:cx1="http://schemas.microsoft.com/office/drawing/2015/9/8/chartex" xmlns:cx2="http://schemas.microsoft.com/office/drawing/2015/10/21/chartex" xmlns:cx3="http://schemas.microsoft.com/office/drawing/2016/5/9/chartex" xmlns:cx4="http://schemas.microsoft.com/office/drawing/2016/5/10/chartex" xmlns:cx5="http://schemas.microsoft.com/office/drawing/2016/5/11/chartex" xmlns:cx6="http://schemas.microsoft.com/office/drawing/2016/5/12/chartex" xmlns:cx7="http://schemas.microsoft.com/office/drawing/2016/5/13/chartex" xmlns:cx8="http://schemas.microsoft.com/office/drawing/2016/5/14/chartex" xmlns:mc="http://schemas.openxmlformats.org/markup-compatibility/2006" xmlns:aink="http://schemas.microsoft.com/office/drawing/2016/ink" xmlns:am3d="http://schemas.microsoft.com/office/drawing/2017/model3d" xmlns:o="urn:schemas-microsoft-com:office:office" xmlns:oel="http://schemas.microsoft.com/office/2019/extlst" xmlns:r="http://schemas.openxmlformats.org/officeDocument/2006/relationships" xmlns:m="http://schemas.openxmlformats.org/officeDocument/2006/math" xmlns:v="urn:schemas-microsoft-com:vml" xmlns:wp14="http://schemas.microsoft.com/office/word/2010/wordprocessingDrawing" xmlns:wp="http://schemas.openxmlformats.org/drawingml/2006/wordprocessingDrawing" xmlns:w10="urn:schemas-microsoft-com:office:word" xmlns:w="http://schemas.openxmlformats.org/wordprocessingml/2006/main" xmlns:w14="http://schemas.microsoft.com/office/word/2010/wordml" xmlns:w15="http://schemas.microsoft.com/office/word/2012/wordml" xmlns:w16cex="http://schemas.microsoft.com/office/word/2018/wordml/cex" xmlns:w16cid="http://schemas.microsoft.com/office/word/2016/wordml/cid" xmlns:w16="http://schemas.microsoft.com/office/word/2018/wordml" xmlns:w16sdtdh="http://schemas.microsoft.com/office/word/2020/wordml/sdtdatahash" xmlns:w16se="http://schemas.microsoft.com/office/word/2015/wordml/symex" xmlns:wpg="http://schemas.microsoft.com/office/word/2010/wordprocessingGroup" xmlns:wpi="http://schemas.microsoft.com/office/word/2010/wordprocessingInk" xmlns:wne="http://schemas.microsoft.com/office/word/2006/wordml" xmlns:wps="http://schemas.microsoft.com/office/word/2010/wordprocessingShape" mc:Ignorable="w14 w15 w16se w16cid w16 w16cex w16sdtdh wp14">
+<w:document xmlns:wpc="http://schemas.microsoft.com/office/word/2010/wordprocessingCanvas" xmlns:cx="http://schemas.microsoft.com/office/drawing/2014/chartex" xmlns:cx1="http://schemas.microsoft.com/office/drawing/2015/9/8/chartex" xmlns:cx2="http://schemas.microsoft.com/office/drawing/2015/10/21/chartex" xmlns:cx3="http://schemas.microsoft.com/office/drawing/2016/5/9/chartex" xmlns:cx4="http://schemas.microsoft.com/office/drawing/2016/5/10/chartex" xmlns:cx5="http://schemas.microsoft.com/office/drawing/2016/5/11/chartex" xmlns:cx6="http://schemas.microsoft.com/office/drawing/2016/5/12/chartex" xmlns:cx7="http://schemas.microsoft.com/office/drawing/2016/5/13/chartex" xmlns:cx8="http://schemas.microsoft.com/office/drawing/2016/5/14/chartex" xmlns:mc="http://schemas.openxmlformats.org/markup-compatibility/2006" xmlns:aink="http://schemas.microsoft.com/office/drawing/2016/ink" xmlns:am3d="http://schemas.microsoft.com/office/drawing/2017/model3d" xmlns:o="urn:schemas-microsoft-com:office:office" xmlns:oel="http://schemas.microsoft.com/office/2019/extlst" xmlns:r="http://schemas.openxmlformats.org/officeDocument/2006/relationships" xmlns:m="http://schemas.openxmlformats.org/officeDocument/2006/math" xmlns:v="urn:schemas-microsoft-com:vml" xmlns:wp14="http://schemas.microsoft.com/office/word/2010/wordprocessingDrawing" xmlns:wp="http://schemas.openxmlformats.org/drawingml/2006/wordprocessingDrawing" xmlns:w10="urn:schemas-microsoft-com:office:word" xmlns:w="http://schemas.openxmlformats.org/wordprocessingml/2006/main" xmlns:w14="http://schemas.microsoft.com/office/word/2010/wordml" xmlns:w15="http://schemas.microsoft.com/office/word/2012/wordml" xmlns:w16cex="http://schemas.microsoft.com/office/word/2018/wordml/cex" xmlns:w16cid="http://schemas.microsoft.com/office/word/2016/wordml/cid" xmlns:w16="http://schemas.microsoft.com/office/word/2018/wordml" xmlns:w16du="http://schemas.microsoft.com/office/word/2023/wordml/word16du" xmlns:w16sdtdh="http://schemas.microsoft.com/office/word/2020/wordml/sdtdatahash" xmlns:w16sdtfl="http://schemas.microsoft.com/office/word/2024/wordml/sdtformatlock" xmlns:w16se="http://schemas.microsoft.com/office/word/2015/wordml/symex" xmlns:wpg="http://schemas.microsoft.com/office/word/2010/wordprocessingGroup" xmlns:wpi="http://schemas.microsoft.com/office/word/2010/wordprocessingInk" xmlns:wne="http://schemas.microsoft.com/office/word/2006/wordml" xmlns:wps="http://schemas.microsoft.com/office/word/2010/wordprocessingShape" mc:Ignorable="w14 w15 w16se w16cid w16 w16cex w16sdtdh w16sdtfl w16du wp14">
   <w:body>
     <w:tbl>
       <w:tblPr>
@@ -27,7 +27,6 @@
         <w:tc>
           <w:tcPr>
             <w:tcW w:w="2480" w:type="dxa"/>
-            <w:shd w:val="clear" w:color="auto" w:fill="auto"/>
             <w:tcMar>
               <w:top w:w="0" w:type="dxa"/>
             </w:tcMar>
@@ -97,7 +96,6 @@
           <w:tcPr>
             <w:tcW w:w="7741" w:type="dxa"/>
             <w:gridSpan w:val="4"/>
-            <w:shd w:val="clear" w:color="auto" w:fill="auto"/>
             <w:vAlign w:val="center"/>
           </w:tcPr>
           <w:p>
@@ -127,7 +125,6 @@
           <w:tcPr>
             <w:tcW w:w="5785" w:type="dxa"/>
             <w:gridSpan w:val="2"/>
-            <w:shd w:val="clear" w:color="auto" w:fill="auto"/>
             <w:tcMar>
               <w:top w:w="0" w:type="dxa"/>
             </w:tcMar>
@@ -145,7 +142,6 @@
           <w:tcPr>
             <w:tcW w:w="4436" w:type="dxa"/>
             <w:gridSpan w:val="3"/>
-            <w:shd w:val="clear" w:color="auto" w:fill="auto"/>
           </w:tcPr>
           <w:p>
             <w:pPr>
@@ -260,7 +256,6 @@
           <w:tcPr>
             <w:tcW w:w="6701" w:type="dxa"/>
             <w:gridSpan w:val="3"/>
-            <w:shd w:val="clear" w:color="auto" w:fill="auto"/>
             <w:tcMar>
               <w:top w:w="0" w:type="dxa"/>
             </w:tcMar>
@@ -306,7 +301,6 @@
         <w:tc>
           <w:tcPr>
             <w:tcW w:w="250" w:type="dxa"/>
-            <w:shd w:val="clear" w:color="auto" w:fill="auto"/>
           </w:tcPr>
           <w:p>
             <w:pPr>
@@ -320,7 +314,6 @@
         <w:tc>
           <w:tcPr>
             <w:tcW w:w="3270" w:type="dxa"/>
-            <w:shd w:val="clear" w:color="auto" w:fill="auto"/>
           </w:tcPr>
           <w:p>
             <w:pPr>
@@ -381,7 +374,6 @@
               <w:bottom w:val="single" w:sz="4" w:space="0" w:color="A6A6A6" w:themeColor="background1" w:themeShade="A6"/>
               <w:right w:val="nil"/>
             </w:tcBorders>
-            <w:shd w:val="clear" w:color="auto" w:fill="auto"/>
             <w:vAlign w:val="center"/>
           </w:tcPr>
           <w:p>
@@ -441,7 +433,6 @@
               <w:bottom w:val="single" w:sz="4" w:space="0" w:color="A6A6A6" w:themeColor="background1" w:themeShade="A6"/>
               <w:right w:val="nil"/>
             </w:tcBorders>
-            <w:shd w:val="clear" w:color="auto" w:fill="auto"/>
             <w:vAlign w:val="center"/>
           </w:tcPr>
           <w:p>
@@ -472,7 +463,6 @@
               <w:bottom w:val="single" w:sz="4" w:space="0" w:color="A6A6A6" w:themeColor="background1" w:themeShade="A6"/>
               <w:right w:val="nil"/>
             </w:tcBorders>
-            <w:shd w:val="clear" w:color="auto" w:fill="auto"/>
             <w:vAlign w:val="center"/>
           </w:tcPr>
           <w:p>
@@ -508,7 +498,6 @@
               <w:left w:val="single" w:sz="4" w:space="0" w:color="A6A6A6" w:themeColor="background1" w:themeShade="A6"/>
               <w:right w:val="single" w:sz="4" w:space="0" w:color="A6A6A6" w:themeColor="background1" w:themeShade="A6"/>
             </w:tcBorders>
-            <w:shd w:val="clear" w:color="auto" w:fill="auto"/>
             <w:vAlign w:val="center"/>
           </w:tcPr>
           <w:p>
@@ -691,7 +680,6 @@
               <w:left w:val="single" w:sz="4" w:space="0" w:color="A6A6A6" w:themeColor="background1" w:themeShade="A6"/>
               <w:right w:val="single" w:sz="4" w:space="0" w:color="A6A6A6" w:themeColor="background1" w:themeShade="A6"/>
             </w:tcBorders>
-            <w:shd w:val="clear" w:color="auto" w:fill="auto"/>
             <w:tcMar>
               <w:left w:w="216" w:type="dxa"/>
               <w:right w:w="216" w:type="dxa"/>
@@ -726,7 +714,6 @@
               <w:left w:val="single" w:sz="4" w:space="0" w:color="A6A6A6" w:themeColor="background1" w:themeShade="A6"/>
               <w:right w:val="single" w:sz="4" w:space="0" w:color="A6A6A6" w:themeColor="background1" w:themeShade="A6"/>
             </w:tcBorders>
-            <w:shd w:val="clear" w:color="auto" w:fill="auto"/>
             <w:tcMar>
               <w:left w:w="216" w:type="dxa"/>
               <w:right w:w="216" w:type="dxa"/>
@@ -1335,7 +1322,14 @@
           <w:b/>
           <w:bCs w:val="0"/>
         </w:rPr>
-        <w:t>anandrlobo@okaxis</w:t>
+        <w:t>anandrlobo@ok</w:t>
+      </w:r>
+      <w:r>
+        <w:rPr>
+          <w:b/>
+          <w:bCs w:val="0"/>
+        </w:rPr>
+        <w:t>sbi</w:t>
       </w:r>
       <w:proofErr w:type="spellEnd"/>
     </w:p>
@@ -1508,7 +1502,7 @@
 </file>
 
 <file path=word/numbering.xml><?xml version="1.0" encoding="utf-8"?>
-<w:numbering xmlns:wpc="http://schemas.microsoft.com/office/word/2010/wordprocessingCanvas" xmlns:cx="http://schemas.microsoft.com/office/drawing/2014/chartex" xmlns:cx1="http://schemas.microsoft.com/office/drawing/2015/9/8/chartex" xmlns:cx2="http://schemas.microsoft.com/office/drawing/2015/10/21/chartex" xmlns:cx3="http://schemas.microsoft.com/office/drawing/2016/5/9/chartex" xmlns:cx4="http://schemas.microsoft.com/office/drawing/2016/5/10/chartex" xmlns:cx5="http://schemas.microsoft.com/office/drawing/2016/5/11/chartex" xmlns:cx6="http://schemas.microsoft.com/office/drawing/2016/5/12/chartex" xmlns:cx7="http://schemas.microsoft.com/office/drawing/2016/5/13/chartex" xmlns:cx8="http://schemas.microsoft.com/office/drawing/2016/5/14/chartex" xmlns:mc="http://schemas.openxmlformats.org/markup-compatibility/2006" xmlns:aink="http://schemas.microsoft.com/office/drawing/2016/ink" xmlns:am3d="http://schemas.microsoft.com/office/drawing/2017/model3d" xmlns:o="urn:schemas-microsoft-com:office:office" xmlns:oel="http://schemas.microsoft.com/office/2019/extlst" xmlns:r="http://schemas.openxmlformats.org/officeDocument/2006/relationships" xmlns:m="http://schemas.openxmlformats.org/officeDocument/2006/math" xmlns:v="urn:schemas-microsoft-com:vml" xmlns:wp14="http://schemas.microsoft.com/office/word/2010/wordprocessingDrawing" xmlns:wp="http://schemas.openxmlformats.org/drawingml/2006/wordprocessingDrawing" xmlns:w10="urn:schemas-microsoft-com:office:word" xmlns:w="http://schemas.openxmlformats.org/wordprocessingml/2006/main" xmlns:w14="http://schemas.microsoft.com/office/word/2010/wordml" xmlns:w15="http://schemas.microsoft.com/office/word/2012/wordml" xmlns:w16cex="http://schemas.microsoft.com/office/word/2018/wordml/cex" xmlns:w16cid="http://schemas.microsoft.com/office/word/2016/wordml/cid" xmlns:w16="http://schemas.microsoft.com/office/word/2018/wordml" xmlns:w16sdtdh="http://schemas.microsoft.com/office/word/2020/wordml/sdtdatahash" xmlns:w16se="http://schemas.microsoft.com/office/word/2015/wordml/symex" xmlns:wpg="http://schemas.microsoft.com/office/word/2010/wordprocessingGroup" xmlns:wpi="http://schemas.microsoft.com/office/word/2010/wordprocessingInk" xmlns:wne="http://schemas.microsoft.com/office/word/2006/wordml" xmlns:wps="http://schemas.microsoft.com/office/word/2010/wordprocessingShape" mc:Ignorable="w14 w15 w16se w16cid w16 w16cex w16sdtdh wp14">
+<w:numbering xmlns:wpc="http://schemas.microsoft.com/office/word/2010/wordprocessingCanvas" xmlns:cx="http://schemas.microsoft.com/office/drawing/2014/chartex" xmlns:cx1="http://schemas.microsoft.com/office/drawing/2015/9/8/chartex" xmlns:cx2="http://schemas.microsoft.com/office/drawing/2015/10/21/chartex" xmlns:cx3="http://schemas.microsoft.com/office/drawing/2016/5/9/chartex" xmlns:cx4="http://schemas.microsoft.com/office/drawing/2016/5/10/chartex" xmlns:cx5="http://schemas.microsoft.com/office/drawing/2016/5/11/chartex" xmlns:cx6="http://schemas.microsoft.com/office/drawing/2016/5/12/chartex" xmlns:cx7="http://schemas.microsoft.com/office/drawing/2016/5/13/chartex" xmlns:cx8="http://schemas.microsoft.com/office/drawing/2016/5/14/chartex" xmlns:mc="http://schemas.openxmlformats.org/markup-compatibility/2006" xmlns:aink="http://schemas.microsoft.com/office/drawing/2016/ink" xmlns:am3d="http://schemas.microsoft.com/office/drawing/2017/model3d" xmlns:o="urn:schemas-microsoft-com:office:office" xmlns:oel="http://schemas.microsoft.com/office/2019/extlst" xmlns:r="http://schemas.openxmlformats.org/officeDocument/2006/relationships" xmlns:m="http://schemas.openxmlformats.org/officeDocument/2006/math" xmlns:v="urn:schemas-microsoft-com:vml" xmlns:wp14="http://schemas.microsoft.com/office/word/2010/wordprocessingDrawing" xmlns:wp="http://schemas.openxmlformats.org/drawingml/2006/wordprocessingDrawing" xmlns:w10="urn:schemas-microsoft-com:office:word" xmlns:w="http://schemas.openxmlformats.org/wordprocessingml/2006/main" xmlns:w14="http://schemas.microsoft.com/office/word/2010/wordml" xmlns:w15="http://schemas.microsoft.com/office/word/2012/wordml" xmlns:w16cex="http://schemas.microsoft.com/office/word/2018/wordml/cex" xmlns:w16cid="http://schemas.microsoft.com/office/word/2016/wordml/cid" xmlns:w16="http://schemas.microsoft.com/office/word/2018/wordml" xmlns:w16du="http://schemas.microsoft.com/office/word/2023/wordml/word16du" xmlns:w16sdtdh="http://schemas.microsoft.com/office/word/2020/wordml/sdtdatahash" xmlns:w16sdtfl="http://schemas.microsoft.com/office/word/2024/wordml/sdtformatlock" xmlns:w16se="http://schemas.microsoft.com/office/word/2015/wordml/symex" xmlns:wpg="http://schemas.microsoft.com/office/word/2010/wordprocessingGroup" xmlns:wpi="http://schemas.microsoft.com/office/word/2010/wordprocessingInk" xmlns:wne="http://schemas.microsoft.com/office/word/2006/wordml" xmlns:wps="http://schemas.microsoft.com/office/word/2010/wordprocessingShape" mc:Ignorable="w14 w15 w16se w16cid w16 w16cex w16sdtdh w16sdtfl w16du wp14">
   <w:abstractNum w:abstractNumId="0" w15:restartNumberingAfterBreak="0">
     <w:nsid w:val="546D2DED"/>
     <w:multiLevelType w:val="hybridMultilevel"/>
@@ -1628,7 +1622,7 @@
 </file>
 
 <file path=word/styles.xml><?xml version="1.0" encoding="utf-8"?>
-<w:styles xmlns:mc="http://schemas.openxmlformats.org/markup-compatibility/2006" xmlns:r="http://schemas.openxmlformats.org/officeDocument/2006/relationships" xmlns:w="http://schemas.openxmlformats.org/wordprocessingml/2006/main" xmlns:w14="http://schemas.microsoft.com/office/word/2010/wordml" xmlns:w15="http://schemas.microsoft.com/office/word/2012/wordml" xmlns:w16cex="http://schemas.microsoft.com/office/word/2018/wordml/cex" xmlns:w16cid="http://schemas.microsoft.com/office/word/2016/wordml/cid" xmlns:w16="http://schemas.microsoft.com/office/word/2018/wordml" xmlns:w16sdtdh="http://schemas.microsoft.com/office/word/2020/wordml/sdtdatahash" xmlns:w16se="http://schemas.microsoft.com/office/word/2015/wordml/symex" mc:Ignorable="w14 w15 w16se w16cid w16 w16cex w16sdtdh">
+<w:styles xmlns:mc="http://schemas.openxmlformats.org/markup-compatibility/2006" xmlns:r="http://schemas.openxmlformats.org/officeDocument/2006/relationships" xmlns:w="http://schemas.openxmlformats.org/wordprocessingml/2006/main" xmlns:w14="http://schemas.microsoft.com/office/word/2010/wordml" xmlns:w15="http://schemas.microsoft.com/office/word/2012/wordml" xmlns:w16cex="http://schemas.microsoft.com/office/word/2018/wordml/cex" xmlns:w16cid="http://schemas.microsoft.com/office/word/2016/wordml/cid" xmlns:w16="http://schemas.microsoft.com/office/word/2018/wordml" xmlns:w16du="http://schemas.microsoft.com/office/word/2023/wordml/word16du" xmlns:w16sdtdh="http://schemas.microsoft.com/office/word/2020/wordml/sdtdatahash" xmlns:w16sdtfl="http://schemas.microsoft.com/office/word/2024/wordml/sdtformatlock" xmlns:w16se="http://schemas.microsoft.com/office/word/2015/wordml/symex" mc:Ignorable="w14 w15 w16se w16cid w16 w16cex w16sdtdh w16sdtfl w16du">
   <w:docDefaults>
     <w:rPrDefault>
       <w:rPr>
@@ -2224,7 +2218,7 @@
 </file>
 
 <file path=word/glossary/document.xml><?xml version="1.0" encoding="utf-8"?>
-<w:glossaryDocument xmlns:wpc="http://schemas.microsoft.com/office/word/2010/wordprocessingCanvas" xmlns:cx="http://schemas.microsoft.com/office/drawing/2014/chartex" xmlns:cx1="http://schemas.microsoft.com/office/drawing/2015/9/8/chartex" xmlns:cx2="http://schemas.microsoft.com/office/drawing/2015/10/21/chartex" xmlns:cx3="http://schemas.microsoft.com/office/drawing/2016/5/9/chartex" xmlns:cx4="http://schemas.microsoft.com/office/drawing/2016/5/10/chartex" xmlns:cx5="http://schemas.microsoft.com/office/drawing/2016/5/11/chartex" xmlns:cx6="http://schemas.microsoft.com/office/drawing/2016/5/12/chartex" xmlns:cx7="http://schemas.microsoft.com/office/drawing/2016/5/13/chartex" xmlns:cx8="http://schemas.microsoft.com/office/drawing/2016/5/14/chartex" xmlns:mc="http://schemas.openxmlformats.org/markup-compatibility/2006" xmlns:aink="http://schemas.microsoft.com/office/drawing/2016/ink" xmlns:am3d="http://schemas.microsoft.com/office/drawing/2017/model3d" xmlns:o="urn:schemas-microsoft-com:office:office" xmlns:oel="http://schemas.microsoft.com/office/2019/extlst" xmlns:r="http://schemas.openxmlformats.org/officeDocument/2006/relationships" xmlns:m="http://schemas.openxmlformats.org/officeDocument/2006/math" xmlns:v="urn:schemas-microsoft-com:vml" xmlns:wp14="http://schemas.microsoft.com/office/word/2010/wordprocessingDrawing" xmlns:wp="http://schemas.openxmlformats.org/drawingml/2006/wordprocessingDrawing" xmlns:w10="urn:schemas-microsoft-com:office:word" xmlns:w="http://schemas.openxmlformats.org/wordprocessingml/2006/main" xmlns:w14="http://schemas.microsoft.com/office/word/2010/wordml" xmlns:w15="http://schemas.microsoft.com/office/word/2012/wordml" xmlns:w16cex="http://schemas.microsoft.com/office/word/2018/wordml/cex" xmlns:w16cid="http://schemas.microsoft.com/office/word/2016/wordml/cid" xmlns:w16="http://schemas.microsoft.com/office/word/2018/wordml" xmlns:w16sdtdh="http://schemas.microsoft.com/office/word/2020/wordml/sdtdatahash" xmlns:w16se="http://schemas.microsoft.com/office/word/2015/wordml/symex" xmlns:wpg="http://schemas.microsoft.com/office/word/2010/wordprocessingGroup" xmlns:wpi="http://schemas.microsoft.com/office/word/2010/wordprocessingInk" xmlns:wne="http://schemas.microsoft.com/office/word/2006/wordml" xmlns:wps="http://schemas.microsoft.com/office/word/2010/wordprocessingShape" mc:Ignorable="w14 w15 w16se w16cid w16 w16cex w16sdtdh wp14">
+<w:glossaryDocument xmlns:wpc="http://schemas.microsoft.com/office/word/2010/wordprocessingCanvas" xmlns:cx="http://schemas.microsoft.com/office/drawing/2014/chartex" xmlns:cx1="http://schemas.microsoft.com/office/drawing/2015/9/8/chartex" xmlns:cx2="http://schemas.microsoft.com/office/drawing/2015/10/21/chartex" xmlns:cx3="http://schemas.microsoft.com/office/drawing/2016/5/9/chartex" xmlns:cx4="http://schemas.microsoft.com/office/drawing/2016/5/10/chartex" xmlns:cx5="http://schemas.microsoft.com/office/drawing/2016/5/11/chartex" xmlns:cx6="http://schemas.microsoft.com/office/drawing/2016/5/12/chartex" xmlns:cx7="http://schemas.microsoft.com/office/drawing/2016/5/13/chartex" xmlns:cx8="http://schemas.microsoft.com/office/drawing/2016/5/14/chartex" xmlns:mc="http://schemas.openxmlformats.org/markup-compatibility/2006" xmlns:aink="http://schemas.microsoft.com/office/drawing/2016/ink" xmlns:am3d="http://schemas.microsoft.com/office/drawing/2017/model3d" xmlns:o="urn:schemas-microsoft-com:office:office" xmlns:oel="http://schemas.microsoft.com/office/2019/extlst" xmlns:r="http://schemas.openxmlformats.org/officeDocument/2006/relationships" xmlns:m="http://schemas.openxmlformats.org/officeDocument/2006/math" xmlns:v="urn:schemas-microsoft-com:vml" xmlns:wp14="http://schemas.microsoft.com/office/word/2010/wordprocessingDrawing" xmlns:wp="http://schemas.openxmlformats.org/drawingml/2006/wordprocessingDrawing" xmlns:w10="urn:schemas-microsoft-com:office:word" xmlns:w="http://schemas.openxmlformats.org/wordprocessingml/2006/main" xmlns:w14="http://schemas.microsoft.com/office/word/2010/wordml" xmlns:w15="http://schemas.microsoft.com/office/word/2012/wordml" xmlns:w16cex="http://schemas.microsoft.com/office/word/2018/wordml/cex" xmlns:w16cid="http://schemas.microsoft.com/office/word/2016/wordml/cid" xmlns:w16="http://schemas.microsoft.com/office/word/2018/wordml" xmlns:w16du="http://schemas.microsoft.com/office/word/2023/wordml/word16du" xmlns:w16sdtdh="http://schemas.microsoft.com/office/word/2020/wordml/sdtdatahash" xmlns:w16sdtfl="http://schemas.microsoft.com/office/word/2024/wordml/sdtformatlock" xmlns:w16se="http://schemas.microsoft.com/office/word/2015/wordml/symex" xmlns:wpg="http://schemas.microsoft.com/office/word/2010/wordprocessingGroup" xmlns:wpi="http://schemas.microsoft.com/office/word/2010/wordprocessingInk" xmlns:wne="http://schemas.microsoft.com/office/word/2006/wordml" xmlns:wps="http://schemas.microsoft.com/office/word/2010/wordprocessingShape" mc:Ignorable="w14 w15 w16se w16cid w16 w16cex w16sdtdh w16sdtfl w16du wp14">
   <w:docParts>
     <w:docPart>
       <w:docPartPr>
@@ -2283,7 +2277,7 @@
 </file>
 
 <file path=word/glossary/fontTable.xml><?xml version="1.0" encoding="utf-8"?>
-<w:fonts xmlns:mc="http://schemas.openxmlformats.org/markup-compatibility/2006" xmlns:r="http://schemas.openxmlformats.org/officeDocument/2006/relationships" xmlns:w="http://schemas.openxmlformats.org/wordprocessingml/2006/main" xmlns:w14="http://schemas.microsoft.com/office/word/2010/wordml" xmlns:w15="http://schemas.microsoft.com/office/word/2012/wordml" xmlns:w16cex="http://schemas.microsoft.com/office/word/2018/wordml/cex" xmlns:w16cid="http://schemas.microsoft.com/office/word/2016/wordml/cid" xmlns:w16="http://schemas.microsoft.com/office/word/2018/wordml" xmlns:w16sdtdh="http://schemas.microsoft.com/office/word/2020/wordml/sdtdatahash" xmlns:w16se="http://schemas.microsoft.com/office/word/2015/wordml/symex" mc:Ignorable="w14 w15 w16se w16cid w16 w16cex w16sdtdh">
+<w:fonts xmlns:mc="http://schemas.openxmlformats.org/markup-compatibility/2006" xmlns:r="http://schemas.openxmlformats.org/officeDocument/2006/relationships" xmlns:w="http://schemas.openxmlformats.org/wordprocessingml/2006/main" xmlns:w14="http://schemas.microsoft.com/office/word/2010/wordml" xmlns:w15="http://schemas.microsoft.com/office/word/2012/wordml" xmlns:w16cex="http://schemas.microsoft.com/office/word/2018/wordml/cex" xmlns:w16cid="http://schemas.microsoft.com/office/word/2016/wordml/cid" xmlns:w16="http://schemas.microsoft.com/office/word/2018/wordml" xmlns:w16du="http://schemas.microsoft.com/office/word/2023/wordml/word16du" xmlns:w16sdtdh="http://schemas.microsoft.com/office/word/2020/wordml/sdtdatahash" xmlns:w16sdtfl="http://schemas.microsoft.com/office/word/2024/wordml/sdtformatlock" xmlns:w16se="http://schemas.microsoft.com/office/word/2015/wordml/symex" mc:Ignorable="w14 w15 w16se w16cid w16 w16cex w16sdtdh w16sdtfl w16du">
   <w:font w:name="Century Gothic">
     <w:panose1 w:val="020B0502020202020204"/>
     <w:charset w:val="00"/>
@@ -2341,31 +2335,29 @@
     <w:sig w:usb0="E1002EFF" w:usb1="C000605B" w:usb2="00000029" w:usb3="00000000" w:csb0="000101FF" w:csb1="00000000"/>
   </w:font>
   <w:font w:name="Sitka Small">
-    <w:panose1 w:val="02000505000000020004"/>
+    <w:panose1 w:val="00000000000000000000"/>
     <w:charset w:val="00"/>
     <w:family w:val="auto"/>
     <w:pitch w:val="variable"/>
     <w:sig w:usb0="A00002EF" w:usb1="4000204B" w:usb2="00000000" w:usb3="00000000" w:csb0="0000019F" w:csb1="00000000"/>
   </w:font>
-  <w:font w:name="Calibri">
-    <w:panose1 w:val="020F0502020204030204"/>
+  <w:font w:name="Aptos">
     <w:charset w:val="00"/>
     <w:family w:val="swiss"/>
     <w:pitch w:val="variable"/>
-    <w:sig w:usb0="E4002EFF" w:usb1="C000247B" w:usb2="00000009" w:usb3="00000000" w:csb0="000001FF" w:csb1="00000000"/>
+    <w:sig w:usb0="20000287" w:usb1="00000003" w:usb2="00000000" w:usb3="00000000" w:csb0="0000019F" w:csb1="00000000"/>
   </w:font>
-  <w:font w:name="Calibri Light">
-    <w:panose1 w:val="020F0302020204030204"/>
+  <w:font w:name="Aptos Display">
     <w:charset w:val="00"/>
     <w:family w:val="swiss"/>
     <w:pitch w:val="variable"/>
-    <w:sig w:usb0="E4002EFF" w:usb1="C000247B" w:usb2="00000009" w:usb3="00000000" w:csb0="000001FF" w:csb1="00000000"/>
+    <w:sig w:usb0="20000287" w:usb1="00000003" w:usb2="00000000" w:usb3="00000000" w:csb0="0000019F" w:csb1="00000000"/>
   </w:font>
 </w:fonts>
 </file>
 
 <file path=word/glossary/settings.xml><?xml version="1.0" encoding="utf-8"?>
-<w:settings xmlns:mc="http://schemas.openxmlformats.org/markup-compatibility/2006" xmlns:o="urn:schemas-microsoft-com:office:office" xmlns:r="http://schemas.openxmlformats.org/officeDocument/2006/relationships" xmlns:m="http://schemas.openxmlformats.org/officeDocument/2006/math" xmlns:v="urn:schemas-microsoft-com:vml" xmlns:w10="urn:schemas-microsoft-com:office:word" xmlns:w="http://schemas.openxmlformats.org/wordprocessingml/2006/main" xmlns:w14="http://schemas.microsoft.com/office/word/2010/wordml" xmlns:w15="http://schemas.microsoft.com/office/word/2012/wordml" xmlns:w16cex="http://schemas.microsoft.com/office/word/2018/wordml/cex" xmlns:w16cid="http://schemas.microsoft.com/office/word/2016/wordml/cid" xmlns:w16="http://schemas.microsoft.com/office/word/2018/wordml" xmlns:w16sdtdh="http://schemas.microsoft.com/office/word/2020/wordml/sdtdatahash" xmlns:w16se="http://schemas.microsoft.com/office/word/2015/wordml/symex" xmlns:sl="http://schemas.openxmlformats.org/schemaLibrary/2006/main" mc:Ignorable="w14 w15 w16se w16cid w16 w16cex w16sdtdh">
+<w:settings xmlns:mc="http://schemas.openxmlformats.org/markup-compatibility/2006" xmlns:o="urn:schemas-microsoft-com:office:office" xmlns:r="http://schemas.openxmlformats.org/officeDocument/2006/relationships" xmlns:m="http://schemas.openxmlformats.org/officeDocument/2006/math" xmlns:v="urn:schemas-microsoft-com:vml" xmlns:w10="urn:schemas-microsoft-com:office:word" xmlns:w="http://schemas.openxmlformats.org/wordprocessingml/2006/main" xmlns:w14="http://schemas.microsoft.com/office/word/2010/wordml" xmlns:w15="http://schemas.microsoft.com/office/word/2012/wordml" xmlns:w16cex="http://schemas.microsoft.com/office/word/2018/wordml/cex" xmlns:w16cid="http://schemas.microsoft.com/office/word/2016/wordml/cid" xmlns:w16="http://schemas.microsoft.com/office/word/2018/wordml" xmlns:w16du="http://schemas.microsoft.com/office/word/2023/wordml/word16du" xmlns:w16sdtdh="http://schemas.microsoft.com/office/word/2020/wordml/sdtdatahash" xmlns:w16sdtfl="http://schemas.microsoft.com/office/word/2024/wordml/sdtformatlock" xmlns:w16se="http://schemas.microsoft.com/office/word/2015/wordml/symex" xmlns:sl="http://schemas.openxmlformats.org/schemaLibrary/2006/main" mc:Ignorable="w14 w15 w16se w16cid w16 w16cex w16sdtdh w16sdtfl w16du">
   <w:view w:val="normal"/>
   <w:defaultTabStop w:val="720"/>
   <w:characterSpacingControl w:val="doNotCompress"/>
@@ -2380,11 +2372,13 @@
     <w:rsid w:val="0010618F"/>
     <w:rsid w:val="0027761E"/>
     <w:rsid w:val="003642F2"/>
+    <w:rsid w:val="004B32C7"/>
     <w:rsid w:val="004F63BF"/>
     <w:rsid w:val="00575ED4"/>
     <w:rsid w:val="00683E76"/>
     <w:rsid w:val="00696D42"/>
     <w:rsid w:val="00884845"/>
+    <w:rsid w:val="00A06789"/>
     <w:rsid w:val="00BB5849"/>
     <w:rsid w:val="00C55EB4"/>
     <w:rsid w:val="00C71EDA"/>
@@ -2414,7 +2408,7 @@
 </file>
 
 <file path=word/glossary/styles.xml><?xml version="1.0" encoding="utf-8"?>
-<w:styles xmlns:mc="http://schemas.openxmlformats.org/markup-compatibility/2006" xmlns:r="http://schemas.openxmlformats.org/officeDocument/2006/relationships" xmlns:w="http://schemas.openxmlformats.org/wordprocessingml/2006/main" xmlns:w14="http://schemas.microsoft.com/office/word/2010/wordml" xmlns:w15="http://schemas.microsoft.com/office/word/2012/wordml" xmlns:w16cex="http://schemas.microsoft.com/office/word/2018/wordml/cex" xmlns:w16cid="http://schemas.microsoft.com/office/word/2016/wordml/cid" xmlns:w16="http://schemas.microsoft.com/office/word/2018/wordml" xmlns:w16sdtdh="http://schemas.microsoft.com/office/word/2020/wordml/sdtdatahash" xmlns:w16se="http://schemas.microsoft.com/office/word/2015/wordml/symex" mc:Ignorable="w14 w15 w16se w16cid w16 w16cex w16sdtdh">
+<w:styles xmlns:mc="http://schemas.openxmlformats.org/markup-compatibility/2006" xmlns:r="http://schemas.openxmlformats.org/officeDocument/2006/relationships" xmlns:w="http://schemas.openxmlformats.org/wordprocessingml/2006/main" xmlns:w14="http://schemas.microsoft.com/office/word/2010/wordml" xmlns:w15="http://schemas.microsoft.com/office/word/2012/wordml" xmlns:w16cex="http://schemas.microsoft.com/office/word/2018/wordml/cex" xmlns:w16cid="http://schemas.microsoft.com/office/word/2016/wordml/cid" xmlns:w16="http://schemas.microsoft.com/office/word/2018/wordml" xmlns:w16du="http://schemas.microsoft.com/office/word/2023/wordml/word16du" xmlns:w16sdtdh="http://schemas.microsoft.com/office/word/2020/wordml/sdtdatahash" xmlns:w16sdtfl="http://schemas.microsoft.com/office/word/2024/wordml/sdtformatlock" xmlns:w16se="http://schemas.microsoft.com/office/word/2015/wordml/symex" mc:Ignorable="w14 w15 w16se w16cid w16 w16cex w16sdtdh w16sdtfl w16du">
   <w:docDefaults>
     <w:rPrDefault>
       <w:rPr>
@@ -2858,7 +2852,7 @@
 </file>
 
 <file path=word/glossary/webSettings.xml><?xml version="1.0" encoding="utf-8"?>
-<w:webSettings xmlns:mc="http://schemas.openxmlformats.org/markup-compatibility/2006" xmlns:r="http://schemas.openxmlformats.org/officeDocument/2006/relationships" xmlns:w="http://schemas.openxmlformats.org/wordprocessingml/2006/main" xmlns:w14="http://schemas.microsoft.com/office/word/2010/wordml" xmlns:w15="http://schemas.microsoft.com/office/word/2012/wordml" xmlns:w16cex="http://schemas.microsoft.com/office/word/2018/wordml/cex" xmlns:w16cid="http://schemas.microsoft.com/office/word/2016/wordml/cid" xmlns:w16="http://schemas.microsoft.com/office/word/2018/wordml" xmlns:w16sdtdh="http://schemas.microsoft.com/office/word/2020/wordml/sdtdatahash" xmlns:w16se="http://schemas.microsoft.com/office/word/2015/wordml/symex" mc:Ignorable="w14 w15 w16se w16cid w16 w16cex w16sdtdh">
+<w:webSettings xmlns:mc="http://schemas.openxmlformats.org/markup-compatibility/2006" xmlns:r="http://schemas.openxmlformats.org/officeDocument/2006/relationships" xmlns:w="http://schemas.openxmlformats.org/wordprocessingml/2006/main" xmlns:w14="http://schemas.microsoft.com/office/word/2010/wordml" xmlns:w15="http://schemas.microsoft.com/office/word/2012/wordml" xmlns:w16cex="http://schemas.microsoft.com/office/word/2018/wordml/cex" xmlns:w16cid="http://schemas.microsoft.com/office/word/2016/wordml/cid" xmlns:w16="http://schemas.microsoft.com/office/word/2018/wordml" xmlns:w16du="http://schemas.microsoft.com/office/word/2023/wordml/word16du" xmlns:w16sdtdh="http://schemas.microsoft.com/office/word/2020/wordml/sdtdatahash" xmlns:w16sdtfl="http://schemas.microsoft.com/office/word/2024/wordml/sdtformatlock" xmlns:w16se="http://schemas.microsoft.com/office/word/2015/wordml/symex" mc:Ignorable="w14 w15 w16se w16cid w16 w16cex w16sdtdh w16sdtfl w16du">
   <w:optimizeForBrowser/>
 </w:webSettings>
 </file>
@@ -3147,6 +3141,10 @@
 </file>
 
 <file path=customXml/item1.xml><?xml version="1.0" encoding="utf-8"?>
+<b:Sources xmlns:b="http://schemas.openxmlformats.org/officeDocument/2006/bibliography" xmlns="http://schemas.openxmlformats.org/officeDocument/2006/bibliography" SelectedStyle="\APA.XSL" StyleName="APA Fifth Edition"/>
+</file>
+
+<file path=customXml/item2.xml><?xml version="1.0" encoding="utf-8"?>
 <?mso-contentType ?>
 <FormTemplates xmlns="http://schemas.microsoft.com/sharepoint/v3/contenttype/forms">
   <Display>DocumentLibraryForm</Display>
@@ -3155,22 +3153,18 @@
 </FormTemplates>
 </file>
 
-<file path=customXml/item2.xml><?xml version="1.0" encoding="utf-8"?>
-<b:Sources xmlns:b="http://schemas.openxmlformats.org/officeDocument/2006/bibliography" xmlns="http://schemas.openxmlformats.org/officeDocument/2006/bibliography" SelectedStyle="\APA.XSL" StyleName="APA Fifth Edition"/>
+<file path=customXml/itemProps1.xml><?xml version="1.0" encoding="utf-8"?>
+<ds:datastoreItem xmlns:ds="http://schemas.openxmlformats.org/officeDocument/2006/customXml" ds:itemID="{68800415-3053-41D5-8E0C-54E3ED1793CD}">
+  <ds:schemaRefs>
+    <ds:schemaRef ds:uri="http://schemas.openxmlformats.org/officeDocument/2006/bibliography"/>
+  </ds:schemaRefs>
+</ds:datastoreItem>
 </file>
 
-<file path=customXml/itemProps1.xml><?xml version="1.0" encoding="utf-8"?>
+<file path=customXml/itemProps2.xml><?xml version="1.0" encoding="utf-8"?>
 <ds:datastoreItem xmlns:ds="http://schemas.openxmlformats.org/officeDocument/2006/customXml" ds:itemID="{99EAB264-0D9A-4D4F-8091-29C6FBD407B4}">
   <ds:schemaRefs>
     <ds:schemaRef ds:uri="http://schemas.microsoft.com/sharepoint/v3/contenttype/forms"/>
   </ds:schemaRefs>
 </ds:datastoreItem>
-</file>
-
-<file path=customXml/itemProps2.xml><?xml version="1.0" encoding="utf-8"?>
-<ds:datastoreItem xmlns:ds="http://schemas.openxmlformats.org/officeDocument/2006/customXml" ds:itemID="{68800415-3053-41D5-8E0C-54E3ED1793CD}">
-  <ds:schemaRefs>
-    <ds:schemaRef ds:uri="http://schemas.openxmlformats.org/officeDocument/2006/bibliography"/>
-  </ds:schemaRefs>
-</ds:datastoreItem>
 </file>